--- a/downloads/teacher/05 Materials/Unit 07/Slides/Slides 07.01 - The Resume and the Three-Part Bullet.docx
+++ b/downloads/teacher/05 Materials/Unit 07/Slides/Slides 07.01 - The Resume and the Three-Part Bullet.docx
@@ -17,7 +17,7 @@
         <w:pStyle w:val="FirstParagraph"/>
       </w:pPr>
       <w:r>
-        <w:t xml:space="preserve">Slide outline for Lesson 7.1. Twelve slides, one day. Slides 6 and 7 (the weak-and-strong table and the three parts) become the reference slides for Lesson 7.2’s drafting period, so keep them.</w:t>
+        <w:t xml:space="preserve">Slide outline for Lesson 7.1. Twelve slides, one day. Slides 7 and 8 (the three parts and the weak-and-strong table) become the reference slides for Lesson 7.2’s drafting period, so keep them.</w:t>
       </w:r>
     </w:p>
     <w:p>
